--- a/2026726_CA1_CapstoneProjectProposal.docx
+++ b/2026726_CA1_CapstoneProjectProposal.docx
@@ -129,8 +129,8 @@
         <w:tblLook w:firstRow="0" w:noVBand="1" w:lastRow="0" w:firstColumn="0" w:lastColumn="0" w:noHBand="0" w:val="0400"/>
       </w:tblPr>
       <w:tblGrid>
-        <w:gridCol w:w="1837"/>
-        <w:gridCol w:w="3086"/>
+        <w:gridCol w:w="1836"/>
+        <w:gridCol w:w="3087"/>
         <w:gridCol w:w="1875"/>
         <w:gridCol w:w="2694"/>
       </w:tblGrid>
@@ -138,7 +138,7 @@
         <w:trPr/>
         <w:tc>
           <w:tcPr>
-            <w:tcW w:w="1837" w:type="dxa"/>
+            <w:tcW w:w="1836" w:type="dxa"/>
             <w:tcBorders>
               <w:top w:val="single" w:sz="4" w:space="0" w:color="000000"/>
               <w:left w:val="single" w:sz="4" w:space="0" w:color="000000"/>
@@ -164,7 +164,7 @@
         </w:tc>
         <w:tc>
           <w:tcPr>
-            <w:tcW w:w="7655" w:type="dxa"/>
+            <w:tcW w:w="7656" w:type="dxa"/>
             <w:gridSpan w:val="3"/>
             <w:tcBorders>
               <w:top w:val="single" w:sz="4" w:space="0" w:color="000000"/>
@@ -194,7 +194,7 @@
         <w:trPr/>
         <w:tc>
           <w:tcPr>
-            <w:tcW w:w="1837" w:type="dxa"/>
+            <w:tcW w:w="1836" w:type="dxa"/>
             <w:tcBorders>
               <w:top w:val="single" w:sz="4" w:space="0" w:color="000000"/>
               <w:left w:val="single" w:sz="4" w:space="0" w:color="000000"/>
@@ -220,7 +220,7 @@
         </w:tc>
         <w:tc>
           <w:tcPr>
-            <w:tcW w:w="7655" w:type="dxa"/>
+            <w:tcW w:w="7656" w:type="dxa"/>
             <w:gridSpan w:val="3"/>
             <w:tcBorders>
               <w:top w:val="single" w:sz="4" w:space="0" w:color="000000"/>
@@ -250,7 +250,7 @@
         <w:trPr/>
         <w:tc>
           <w:tcPr>
-            <w:tcW w:w="1837" w:type="dxa"/>
+            <w:tcW w:w="1836" w:type="dxa"/>
             <w:tcBorders>
               <w:top w:val="single" w:sz="4" w:space="0" w:color="000000"/>
               <w:left w:val="single" w:sz="4" w:space="0" w:color="000000"/>
@@ -276,7 +276,7 @@
         </w:tc>
         <w:tc>
           <w:tcPr>
-            <w:tcW w:w="7655" w:type="dxa"/>
+            <w:tcW w:w="7656" w:type="dxa"/>
             <w:gridSpan w:val="3"/>
             <w:tcBorders>
               <w:top w:val="single" w:sz="4" w:space="0" w:color="000000"/>
@@ -323,7 +323,7 @@
         <w:trPr/>
         <w:tc>
           <w:tcPr>
-            <w:tcW w:w="1837" w:type="dxa"/>
+            <w:tcW w:w="1836" w:type="dxa"/>
             <w:tcBorders>
               <w:top w:val="single" w:sz="4" w:space="0" w:color="000000"/>
               <w:left w:val="single" w:sz="4" w:space="0" w:color="000000"/>
@@ -351,7 +351,7 @@
         </w:tc>
         <w:tc>
           <w:tcPr>
-            <w:tcW w:w="7655" w:type="dxa"/>
+            <w:tcW w:w="7656" w:type="dxa"/>
             <w:gridSpan w:val="3"/>
             <w:tcBorders>
               <w:top w:val="single" w:sz="4" w:space="0" w:color="000000"/>
@@ -405,7 +405,7 @@
         <w:trPr/>
         <w:tc>
           <w:tcPr>
-            <w:tcW w:w="1837" w:type="dxa"/>
+            <w:tcW w:w="1836" w:type="dxa"/>
             <w:tcBorders>
               <w:top w:val="single" w:sz="4" w:space="0" w:color="000000"/>
               <w:left w:val="single" w:sz="4" w:space="0" w:color="000000"/>
@@ -431,7 +431,7 @@
         </w:tc>
         <w:tc>
           <w:tcPr>
-            <w:tcW w:w="3086" w:type="dxa"/>
+            <w:tcW w:w="3087" w:type="dxa"/>
             <w:tcBorders>
               <w:top w:val="single" w:sz="4" w:space="0" w:color="000000"/>
               <w:left w:val="single" w:sz="4" w:space="0" w:color="000000"/>
@@ -520,7 +520,7 @@
         <w:trPr/>
         <w:tc>
           <w:tcPr>
-            <w:tcW w:w="1837" w:type="dxa"/>
+            <w:tcW w:w="1836" w:type="dxa"/>
             <w:tcBorders>
               <w:top w:val="single" w:sz="4" w:space="0" w:color="000000"/>
               <w:left w:val="single" w:sz="4" w:space="0" w:color="000000"/>
@@ -546,7 +546,7 @@
         </w:tc>
         <w:tc>
           <w:tcPr>
-            <w:tcW w:w="7655" w:type="dxa"/>
+            <w:tcW w:w="7656" w:type="dxa"/>
             <w:gridSpan w:val="3"/>
             <w:tcBorders>
               <w:top w:val="single" w:sz="4" w:space="0" w:color="000000"/>
@@ -576,7 +576,7 @@
         <w:trPr/>
         <w:tc>
           <w:tcPr>
-            <w:tcW w:w="1837" w:type="dxa"/>
+            <w:tcW w:w="1836" w:type="dxa"/>
             <w:tcBorders>
               <w:top w:val="single" w:sz="4" w:space="0" w:color="000000"/>
               <w:left w:val="single" w:sz="4" w:space="0" w:color="000000"/>
@@ -606,7 +606,7 @@
         </w:tc>
         <w:tc>
           <w:tcPr>
-            <w:tcW w:w="7655" w:type="dxa"/>
+            <w:tcW w:w="7656" w:type="dxa"/>
             <w:gridSpan w:val="3"/>
             <w:tcBorders>
               <w:top w:val="single" w:sz="4" w:space="0" w:color="000000"/>
@@ -639,7 +639,7 @@
         <w:trPr/>
         <w:tc>
           <w:tcPr>
-            <w:tcW w:w="1837" w:type="dxa"/>
+            <w:tcW w:w="1836" w:type="dxa"/>
             <w:tcBorders>
               <w:top w:val="single" w:sz="4" w:space="0" w:color="000000"/>
               <w:left w:val="single" w:sz="4" w:space="0" w:color="000000"/>
@@ -665,7 +665,7 @@
         </w:tc>
         <w:tc>
           <w:tcPr>
-            <w:tcW w:w="7655" w:type="dxa"/>
+            <w:tcW w:w="7656" w:type="dxa"/>
             <w:gridSpan w:val="3"/>
             <w:tcBorders>
               <w:top w:val="single" w:sz="4" w:space="0" w:color="000000"/>
@@ -696,7 +696,7 @@
         <w:trPr/>
         <w:tc>
           <w:tcPr>
-            <w:tcW w:w="1837" w:type="dxa"/>
+            <w:tcW w:w="1836" w:type="dxa"/>
             <w:tcBorders>
               <w:top w:val="single" w:sz="4" w:space="0" w:color="000000"/>
               <w:left w:val="single" w:sz="4" w:space="0" w:color="000000"/>
@@ -722,7 +722,7 @@
         </w:tc>
         <w:tc>
           <w:tcPr>
-            <w:tcW w:w="7655" w:type="dxa"/>
+            <w:tcW w:w="7656" w:type="dxa"/>
             <w:gridSpan w:val="3"/>
             <w:tcBorders>
               <w:top w:val="single" w:sz="4" w:space="0" w:color="000000"/>
@@ -754,7 +754,7 @@
         <w:trPr/>
         <w:tc>
           <w:tcPr>
-            <w:tcW w:w="1837" w:type="dxa"/>
+            <w:tcW w:w="1836" w:type="dxa"/>
             <w:tcBorders>
               <w:top w:val="single" w:sz="4" w:space="0" w:color="000000"/>
               <w:left w:val="single" w:sz="4" w:space="0" w:color="000000"/>
@@ -781,7 +781,7 @@
         </w:tc>
         <w:tc>
           <w:tcPr>
-            <w:tcW w:w="7655" w:type="dxa"/>
+            <w:tcW w:w="7656" w:type="dxa"/>
             <w:gridSpan w:val="3"/>
             <w:tcBorders>
               <w:top w:val="single" w:sz="4" w:space="0" w:color="000000"/>
@@ -864,7 +864,7 @@
         <w:trPr/>
         <w:tc>
           <w:tcPr>
-            <w:tcW w:w="1837" w:type="dxa"/>
+            <w:tcW w:w="1836" w:type="dxa"/>
             <w:tcBorders>
               <w:top w:val="single" w:sz="4" w:space="0" w:color="000000"/>
               <w:left w:val="single" w:sz="4" w:space="0" w:color="000000"/>
@@ -891,7 +891,7 @@
         </w:tc>
         <w:tc>
           <w:tcPr>
-            <w:tcW w:w="7655" w:type="dxa"/>
+            <w:tcW w:w="7656" w:type="dxa"/>
             <w:gridSpan w:val="3"/>
             <w:tcBorders>
               <w:top w:val="single" w:sz="4" w:space="0" w:color="000000"/>
@@ -923,7 +923,7 @@
         <w:trPr/>
         <w:tc>
           <w:tcPr>
-            <w:tcW w:w="1837" w:type="dxa"/>
+            <w:tcW w:w="1836" w:type="dxa"/>
             <w:tcBorders>
               <w:top w:val="single" w:sz="4" w:space="0" w:color="000000"/>
               <w:left w:val="single" w:sz="4" w:space="0" w:color="000000"/>
@@ -950,7 +950,7 @@
         </w:tc>
         <w:tc>
           <w:tcPr>
-            <w:tcW w:w="7655" w:type="dxa"/>
+            <w:tcW w:w="7656" w:type="dxa"/>
             <w:gridSpan w:val="3"/>
             <w:tcBorders>
               <w:top w:val="single" w:sz="4" w:space="0" w:color="000000"/>
@@ -1111,7 +1111,7 @@
         <w:trPr/>
         <w:tc>
           <w:tcPr>
-            <w:tcW w:w="1837" w:type="dxa"/>
+            <w:tcW w:w="1836" w:type="dxa"/>
             <w:tcBorders>
               <w:top w:val="single" w:sz="4" w:space="0" w:color="000000"/>
               <w:left w:val="single" w:sz="4" w:space="0" w:color="000000"/>
@@ -1138,7 +1138,7 @@
         </w:tc>
         <w:tc>
           <w:tcPr>
-            <w:tcW w:w="7655" w:type="dxa"/>
+            <w:tcW w:w="7656" w:type="dxa"/>
             <w:gridSpan w:val="3"/>
             <w:tcBorders>
               <w:top w:val="single" w:sz="4" w:space="0" w:color="000000"/>
@@ -1177,7 +1177,7 @@
         <w:trPr/>
         <w:tc>
           <w:tcPr>
-            <w:tcW w:w="1837" w:type="dxa"/>
+            <w:tcW w:w="1836" w:type="dxa"/>
             <w:tcBorders>
               <w:top w:val="single" w:sz="4" w:space="0" w:color="000000"/>
               <w:left w:val="single" w:sz="4" w:space="0" w:color="000000"/>
@@ -1201,7 +1201,7 @@
         </w:tc>
         <w:tc>
           <w:tcPr>
-            <w:tcW w:w="7655" w:type="dxa"/>
+            <w:tcW w:w="7656" w:type="dxa"/>
             <w:gridSpan w:val="3"/>
             <w:tcBorders>
               <w:top w:val="single" w:sz="4" w:space="0" w:color="000000"/>
@@ -1251,540 +1251,625 @@
         </w:rPr>
       </w:pPr>
       <w:r>
-        <w:rPr/>
-      </w:r>
-    </w:p>
-    <w:p>
-      <w:pPr>
-        <w:pStyle w:val="Normal"/>
-        <w:bidi w:val="0"/>
-        <w:jc w:val="center"/>
-        <w:rPr>
-          <w:lang w:val="en-GB" w:eastAsia="zh-CN" w:bidi="hi-IN"/>
-        </w:rPr>
-      </w:pPr>
-      <w:r>
-        <w:rPr/>
-      </w:r>
-    </w:p>
-    <w:p>
-      <w:pPr>
-        <w:pStyle w:val="Normal"/>
-        <w:bidi w:val="0"/>
-        <w:jc w:val="center"/>
-        <w:rPr>
-          <w:lang w:val="en-GB" w:eastAsia="zh-CN" w:bidi="hi-IN"/>
-        </w:rPr>
-      </w:pPr>
-      <w:r>
-        <w:rPr/>
-      </w:r>
-    </w:p>
-    <w:p>
-      <w:pPr>
-        <w:pStyle w:val="Normal"/>
-        <w:bidi w:val="0"/>
-        <w:jc w:val="center"/>
-        <w:rPr>
-          <w:lang w:val="en-GB" w:eastAsia="zh-CN" w:bidi="hi-IN"/>
-        </w:rPr>
-      </w:pPr>
-      <w:r>
-        <w:rPr/>
-      </w:r>
-    </w:p>
-    <w:p>
-      <w:pPr>
-        <w:pStyle w:val="Normal"/>
-        <w:bidi w:val="0"/>
-        <w:jc w:val="center"/>
-        <w:rPr>
-          <w:lang w:val="en-GB" w:eastAsia="zh-CN" w:bidi="hi-IN"/>
-        </w:rPr>
-      </w:pPr>
-      <w:r>
-        <w:rPr/>
-      </w:r>
-    </w:p>
-    <w:p>
-      <w:pPr>
-        <w:pStyle w:val="Normal"/>
-        <w:bidi w:val="0"/>
-        <w:jc w:val="center"/>
-        <w:rPr>
-          <w:lang w:val="en-GB" w:eastAsia="zh-CN" w:bidi="hi-IN"/>
-        </w:rPr>
-      </w:pPr>
-      <w:r>
-        <w:rPr/>
-      </w:r>
-    </w:p>
-    <w:p>
-      <w:pPr>
-        <w:pStyle w:val="Normal"/>
-        <w:bidi w:val="0"/>
-        <w:jc w:val="center"/>
-        <w:rPr>
-          <w:lang w:val="en-GB" w:eastAsia="zh-CN" w:bidi="hi-IN"/>
-        </w:rPr>
-      </w:pPr>
-      <w:r>
-        <w:rPr/>
-      </w:r>
-    </w:p>
-    <w:p>
-      <w:pPr>
-        <w:pStyle w:val="Normal"/>
-        <w:bidi w:val="0"/>
-        <w:jc w:val="center"/>
-        <w:rPr>
-          <w:lang w:val="en-GB" w:eastAsia="zh-CN" w:bidi="hi-IN"/>
-        </w:rPr>
-      </w:pPr>
-      <w:r>
-        <w:rPr/>
-      </w:r>
-    </w:p>
-    <w:p>
-      <w:pPr>
-        <w:pStyle w:val="Normal"/>
-        <w:bidi w:val="0"/>
-        <w:jc w:val="center"/>
-        <w:rPr>
-          <w:lang w:val="en-GB" w:eastAsia="zh-CN" w:bidi="hi-IN"/>
-        </w:rPr>
-      </w:pPr>
-      <w:r>
-        <w:rPr/>
-      </w:r>
-    </w:p>
-    <w:p>
-      <w:pPr>
-        <w:pStyle w:val="Normal"/>
-        <w:bidi w:val="0"/>
-        <w:jc w:val="center"/>
-        <w:rPr>
-          <w:lang w:val="en-GB" w:eastAsia="zh-CN" w:bidi="hi-IN"/>
-        </w:rPr>
-      </w:pPr>
-      <w:r>
-        <w:rPr/>
-      </w:r>
-    </w:p>
-    <w:p>
-      <w:pPr>
-        <w:pStyle w:val="Normal"/>
-        <w:bidi w:val="0"/>
-        <w:jc w:val="center"/>
-        <w:rPr>
-          <w:lang w:val="en-GB" w:eastAsia="zh-CN" w:bidi="hi-IN"/>
-        </w:rPr>
-      </w:pPr>
-      <w:r>
-        <w:rPr/>
-      </w:r>
-    </w:p>
-    <w:p>
-      <w:pPr>
-        <w:pStyle w:val="Normal"/>
-        <w:bidi w:val="0"/>
-        <w:jc w:val="center"/>
-        <w:rPr>
-          <w:lang w:val="en-GB" w:eastAsia="zh-CN" w:bidi="hi-IN"/>
-        </w:rPr>
-      </w:pPr>
-      <w:r>
-        <w:rPr/>
-      </w:r>
-    </w:p>
-    <w:p>
-      <w:pPr>
-        <w:pStyle w:val="Normal"/>
-        <w:bidi w:val="0"/>
-        <w:jc w:val="center"/>
-        <w:rPr>
-          <w:lang w:val="en-GB" w:eastAsia="zh-CN" w:bidi="hi-IN"/>
-        </w:rPr>
-      </w:pPr>
-      <w:r>
-        <w:rPr/>
-      </w:r>
-    </w:p>
-    <w:p>
-      <w:pPr>
-        <w:pStyle w:val="Normal"/>
-        <w:bidi w:val="0"/>
-        <w:jc w:val="center"/>
-        <w:rPr>
-          <w:lang w:val="en-GB" w:eastAsia="zh-CN" w:bidi="hi-IN"/>
-        </w:rPr>
-      </w:pPr>
-      <w:r>
-        <w:rPr/>
-      </w:r>
-    </w:p>
-    <w:p>
-      <w:pPr>
-        <w:pStyle w:val="Normal"/>
-        <w:bidi w:val="0"/>
-        <w:jc w:val="center"/>
-        <w:rPr>
-          <w:lang w:val="en-GB" w:eastAsia="zh-CN" w:bidi="hi-IN"/>
-        </w:rPr>
-      </w:pPr>
-      <w:r>
-        <w:rPr/>
-      </w:r>
-    </w:p>
-    <w:p>
-      <w:pPr>
-        <w:pStyle w:val="Normal"/>
-        <w:bidi w:val="0"/>
-        <w:jc w:val="center"/>
-        <w:rPr>
-          <w:lang w:val="en-GB" w:eastAsia="zh-CN" w:bidi="hi-IN"/>
-        </w:rPr>
-      </w:pPr>
-      <w:r>
-        <w:rPr/>
-      </w:r>
-    </w:p>
-    <w:p>
-      <w:pPr>
-        <w:pStyle w:val="Normal"/>
-        <w:bidi w:val="0"/>
-        <w:jc w:val="center"/>
-        <w:rPr>
-          <w:lang w:val="en-GB" w:eastAsia="zh-CN" w:bidi="hi-IN"/>
-        </w:rPr>
-      </w:pPr>
-      <w:r>
-        <w:rPr/>
-      </w:r>
-    </w:p>
-    <w:p>
-      <w:pPr>
-        <w:pStyle w:val="Normal"/>
-        <w:bidi w:val="0"/>
-        <w:jc w:val="center"/>
-        <w:rPr>
-          <w:lang w:val="en-GB" w:eastAsia="zh-CN" w:bidi="hi-IN"/>
-        </w:rPr>
-      </w:pPr>
-      <w:r>
-        <w:rPr/>
-      </w:r>
-    </w:p>
-    <w:p>
-      <w:pPr>
-        <w:pStyle w:val="Normal"/>
-        <w:bidi w:val="0"/>
-        <w:jc w:val="center"/>
-        <w:rPr>
-          <w:lang w:val="en-GB" w:eastAsia="zh-CN" w:bidi="hi-IN"/>
-        </w:rPr>
-      </w:pPr>
-      <w:r>
-        <w:rPr/>
-      </w:r>
-    </w:p>
-    <w:p>
-      <w:pPr>
-        <w:pStyle w:val="Normal"/>
-        <w:bidi w:val="0"/>
-        <w:jc w:val="center"/>
-        <w:rPr>
-          <w:lang w:val="en-GB" w:eastAsia="zh-CN" w:bidi="hi-IN"/>
-        </w:rPr>
-      </w:pPr>
-      <w:r>
-        <w:rPr/>
-      </w:r>
-    </w:p>
-    <w:p>
-      <w:pPr>
-        <w:pStyle w:val="Normal"/>
-        <w:bidi w:val="0"/>
-        <w:jc w:val="center"/>
-        <w:rPr>
-          <w:lang w:val="en-GB" w:eastAsia="zh-CN" w:bidi="hi-IN"/>
-        </w:rPr>
-      </w:pPr>
-      <w:r>
-        <w:rPr/>
-      </w:r>
-    </w:p>
-    <w:p>
-      <w:pPr>
-        <w:pStyle w:val="Normal"/>
-        <w:bidi w:val="0"/>
-        <w:jc w:val="center"/>
-        <w:rPr>
-          <w:lang w:val="en-GB" w:eastAsia="zh-CN" w:bidi="hi-IN"/>
-        </w:rPr>
-      </w:pPr>
-      <w:r>
-        <w:rPr/>
-      </w:r>
-    </w:p>
-    <w:p>
-      <w:pPr>
-        <w:pStyle w:val="Normal"/>
-        <w:bidi w:val="0"/>
-        <w:jc w:val="center"/>
-        <w:rPr>
-          <w:lang w:val="en-GB" w:eastAsia="zh-CN" w:bidi="hi-IN"/>
-        </w:rPr>
-      </w:pPr>
-      <w:r>
-        <w:rPr/>
-      </w:r>
-    </w:p>
-    <w:p>
-      <w:pPr>
-        <w:pStyle w:val="Normal"/>
-        <w:bidi w:val="0"/>
-        <w:jc w:val="center"/>
-        <w:rPr>
-          <w:lang w:val="en-GB" w:eastAsia="zh-CN" w:bidi="hi-IN"/>
-        </w:rPr>
-      </w:pPr>
-      <w:r>
-        <w:rPr/>
-      </w:r>
-    </w:p>
-    <w:p>
-      <w:pPr>
-        <w:pStyle w:val="Normal"/>
-        <w:bidi w:val="0"/>
-        <w:jc w:val="center"/>
-        <w:rPr>
-          <w:lang w:val="en-GB" w:eastAsia="zh-CN" w:bidi="hi-IN"/>
-        </w:rPr>
-      </w:pPr>
-      <w:r>
-        <w:rPr/>
-      </w:r>
-    </w:p>
-    <w:p>
-      <w:pPr>
-        <w:pStyle w:val="Normal"/>
-        <w:bidi w:val="0"/>
-        <w:jc w:val="center"/>
-        <w:rPr>
-          <w:lang w:val="en-GB" w:eastAsia="zh-CN" w:bidi="hi-IN"/>
-        </w:rPr>
-      </w:pPr>
-      <w:r>
-        <w:rPr/>
-      </w:r>
-    </w:p>
-    <w:p>
-      <w:pPr>
-        <w:pStyle w:val="Normal"/>
-        <w:bidi w:val="0"/>
-        <w:jc w:val="center"/>
-        <w:rPr>
-          <w:lang w:val="en-GB" w:eastAsia="zh-CN" w:bidi="hi-IN"/>
-        </w:rPr>
-      </w:pPr>
-      <w:r>
-        <w:rPr/>
-      </w:r>
-    </w:p>
-    <w:p>
-      <w:pPr>
-        <w:pStyle w:val="Normal"/>
-        <w:bidi w:val="0"/>
-        <w:jc w:val="center"/>
-        <w:rPr>
-          <w:lang w:val="en-GB" w:eastAsia="zh-CN" w:bidi="hi-IN"/>
-        </w:rPr>
-      </w:pPr>
-      <w:r>
-        <w:rPr/>
-      </w:r>
-    </w:p>
-    <w:p>
-      <w:pPr>
-        <w:pStyle w:val="Normal"/>
-        <w:bidi w:val="0"/>
-        <w:jc w:val="center"/>
-        <w:rPr>
-          <w:lang w:val="en-GB" w:eastAsia="zh-CN" w:bidi="hi-IN"/>
-        </w:rPr>
-      </w:pPr>
-      <w:r>
-        <w:rPr/>
-      </w:r>
-    </w:p>
-    <w:p>
-      <w:pPr>
-        <w:pStyle w:val="Normal"/>
-        <w:bidi w:val="0"/>
-        <w:jc w:val="center"/>
-        <w:rPr>
-          <w:lang w:val="en-GB" w:eastAsia="zh-CN" w:bidi="hi-IN"/>
-        </w:rPr>
-      </w:pPr>
-      <w:r>
-        <w:rPr/>
-      </w:r>
-    </w:p>
-    <w:p>
-      <w:pPr>
-        <w:pStyle w:val="Normal"/>
-        <w:bidi w:val="0"/>
-        <w:jc w:val="center"/>
-        <w:rPr>
-          <w:lang w:val="en-GB" w:eastAsia="zh-CN" w:bidi="hi-IN"/>
-        </w:rPr>
-      </w:pPr>
-      <w:r>
-        <w:rPr/>
-      </w:r>
-    </w:p>
-    <w:p>
-      <w:pPr>
-        <w:pStyle w:val="Normal"/>
-        <w:bidi w:val="0"/>
-        <w:jc w:val="center"/>
-        <w:rPr>
-          <w:lang w:val="en-GB" w:eastAsia="zh-CN" w:bidi="hi-IN"/>
-        </w:rPr>
-      </w:pPr>
-      <w:r>
-        <w:rPr/>
-      </w:r>
-    </w:p>
-    <w:p>
-      <w:pPr>
-        <w:pStyle w:val="Normal"/>
-        <w:bidi w:val="0"/>
-        <w:jc w:val="center"/>
-        <w:rPr>
-          <w:lang w:val="en-GB" w:eastAsia="zh-CN" w:bidi="hi-IN"/>
-        </w:rPr>
-      </w:pPr>
-      <w:r>
-        <w:rPr/>
-      </w:r>
-    </w:p>
-    <w:p>
-      <w:pPr>
-        <w:pStyle w:val="Normal"/>
-        <w:bidi w:val="0"/>
-        <w:jc w:val="center"/>
-        <w:rPr>
-          <w:lang w:val="en-GB" w:eastAsia="zh-CN" w:bidi="hi-IN"/>
-        </w:rPr>
-      </w:pPr>
-      <w:r>
-        <w:rPr/>
-      </w:r>
-    </w:p>
-    <w:p>
-      <w:pPr>
-        <w:pStyle w:val="Normal"/>
-        <w:bidi w:val="0"/>
-        <w:jc w:val="center"/>
-        <w:rPr>
-          <w:lang w:val="en-GB" w:eastAsia="zh-CN" w:bidi="hi-IN"/>
-        </w:rPr>
-      </w:pPr>
-      <w:r>
-        <w:rPr/>
-      </w:r>
-    </w:p>
-    <w:p>
-      <w:pPr>
-        <w:pStyle w:val="Normal"/>
-        <w:bidi w:val="0"/>
-        <w:jc w:val="center"/>
-        <w:rPr>
-          <w:lang w:val="en-GB" w:eastAsia="zh-CN" w:bidi="hi-IN"/>
-        </w:rPr>
-      </w:pPr>
-      <w:r>
-        <w:rPr/>
-      </w:r>
-    </w:p>
-    <w:p>
-      <w:pPr>
-        <w:pStyle w:val="Normal"/>
-        <w:bidi w:val="0"/>
-        <w:jc w:val="center"/>
-        <w:rPr>
-          <w:lang w:val="en-GB" w:eastAsia="zh-CN" w:bidi="hi-IN"/>
-        </w:rPr>
-      </w:pPr>
-      <w:r>
-        <w:rPr/>
-      </w:r>
-    </w:p>
-    <w:p>
-      <w:pPr>
-        <w:pStyle w:val="Normal"/>
-        <w:bidi w:val="0"/>
-        <w:jc w:val="center"/>
-        <w:rPr>
-          <w:lang w:val="en-GB" w:eastAsia="zh-CN" w:bidi="hi-IN"/>
-        </w:rPr>
-      </w:pPr>
-      <w:r>
-        <w:rPr/>
-      </w:r>
-    </w:p>
-    <w:p>
-      <w:pPr>
-        <w:pStyle w:val="Normal"/>
-        <w:bidi w:val="0"/>
-        <w:jc w:val="center"/>
-        <w:rPr>
-          <w:lang w:val="en-GB" w:eastAsia="zh-CN" w:bidi="hi-IN"/>
-        </w:rPr>
-      </w:pPr>
-      <w:r>
-        <w:rPr/>
-      </w:r>
-    </w:p>
-    <w:p>
-      <w:pPr>
-        <w:pStyle w:val="Normal"/>
-        <w:bidi w:val="0"/>
-        <w:jc w:val="center"/>
-        <w:rPr>
-          <w:lang w:val="en-GB" w:eastAsia="zh-CN" w:bidi="hi-IN"/>
-        </w:rPr>
-      </w:pPr>
-      <w:r>
-        <w:rPr/>
-      </w:r>
-    </w:p>
-    <w:p>
-      <w:pPr>
-        <w:pStyle w:val="Normal"/>
-        <w:bidi w:val="0"/>
-        <w:jc w:val="center"/>
-        <w:rPr>
-          <w:lang w:val="en-GB" w:eastAsia="zh-CN" w:bidi="hi-IN"/>
-        </w:rPr>
-      </w:pPr>
-      <w:r>
-        <w:rPr/>
-      </w:r>
-    </w:p>
-    <w:p>
-      <w:pPr>
-        <w:pStyle w:val="Normal"/>
-        <w:bidi w:val="0"/>
-        <w:jc w:val="center"/>
-        <w:rPr>
-          <w:lang w:val="en-GB" w:eastAsia="zh-CN" w:bidi="hi-IN"/>
-        </w:rPr>
-      </w:pPr>
-      <w:r>
-        <w:rPr/>
+        <w:rPr>
+          <w:lang w:val="en-GB" w:eastAsia="zh-CN" w:bidi="hi-IN"/>
+        </w:rPr>
+      </w:r>
+    </w:p>
+    <w:p>
+      <w:pPr>
+        <w:pStyle w:val="Normal"/>
+        <w:bidi w:val="0"/>
+        <w:jc w:val="center"/>
+        <w:rPr>
+          <w:lang w:val="en-GB" w:eastAsia="zh-CN" w:bidi="hi-IN"/>
+        </w:rPr>
+      </w:pPr>
+      <w:r>
+        <w:rPr>
+          <w:lang w:val="en-GB" w:eastAsia="zh-CN" w:bidi="hi-IN"/>
+        </w:rPr>
+      </w:r>
+    </w:p>
+    <w:p>
+      <w:pPr>
+        <w:pStyle w:val="Normal"/>
+        <w:bidi w:val="0"/>
+        <w:jc w:val="center"/>
+        <w:rPr>
+          <w:lang w:val="en-GB" w:eastAsia="zh-CN" w:bidi="hi-IN"/>
+        </w:rPr>
+      </w:pPr>
+      <w:r>
+        <w:rPr>
+          <w:lang w:val="en-GB" w:eastAsia="zh-CN" w:bidi="hi-IN"/>
+        </w:rPr>
+      </w:r>
+    </w:p>
+    <w:p>
+      <w:pPr>
+        <w:pStyle w:val="Normal"/>
+        <w:bidi w:val="0"/>
+        <w:jc w:val="center"/>
+        <w:rPr>
+          <w:lang w:val="en-GB" w:eastAsia="zh-CN" w:bidi="hi-IN"/>
+        </w:rPr>
+      </w:pPr>
+      <w:r>
+        <w:rPr>
+          <w:lang w:val="en-GB" w:eastAsia="zh-CN" w:bidi="hi-IN"/>
+        </w:rPr>
+      </w:r>
+    </w:p>
+    <w:p>
+      <w:pPr>
+        <w:pStyle w:val="Normal"/>
+        <w:bidi w:val="0"/>
+        <w:jc w:val="center"/>
+        <w:rPr>
+          <w:lang w:val="en-GB" w:eastAsia="zh-CN" w:bidi="hi-IN"/>
+        </w:rPr>
+      </w:pPr>
+      <w:r>
+        <w:rPr>
+          <w:lang w:val="en-GB" w:eastAsia="zh-CN" w:bidi="hi-IN"/>
+        </w:rPr>
+      </w:r>
+    </w:p>
+    <w:p>
+      <w:pPr>
+        <w:pStyle w:val="Normal"/>
+        <w:bidi w:val="0"/>
+        <w:jc w:val="center"/>
+        <w:rPr>
+          <w:lang w:val="en-GB" w:eastAsia="zh-CN" w:bidi="hi-IN"/>
+        </w:rPr>
+      </w:pPr>
+      <w:r>
+        <w:rPr>
+          <w:lang w:val="en-GB" w:eastAsia="zh-CN" w:bidi="hi-IN"/>
+        </w:rPr>
+      </w:r>
+    </w:p>
+    <w:p>
+      <w:pPr>
+        <w:pStyle w:val="Normal"/>
+        <w:bidi w:val="0"/>
+        <w:jc w:val="center"/>
+        <w:rPr>
+          <w:lang w:val="en-GB" w:eastAsia="zh-CN" w:bidi="hi-IN"/>
+        </w:rPr>
+      </w:pPr>
+      <w:r>
+        <w:rPr>
+          <w:lang w:val="en-GB" w:eastAsia="zh-CN" w:bidi="hi-IN"/>
+        </w:rPr>
+      </w:r>
+    </w:p>
+    <w:p>
+      <w:pPr>
+        <w:pStyle w:val="Normal"/>
+        <w:bidi w:val="0"/>
+        <w:jc w:val="both"/>
+        <w:rPr>
+          <w:lang w:val="en-GB" w:eastAsia="zh-CN" w:bidi="hi-IN"/>
+        </w:rPr>
+      </w:pPr>
+      <w:r>
+        <w:rPr>
+          <w:lang w:val="en-GB" w:eastAsia="zh-CN" w:bidi="hi-IN"/>
+        </w:rPr>
+        <w:t>GitHub link: https://github.com/2026726-dotcom/Strategic-Thinking</w:t>
+      </w:r>
+    </w:p>
+    <w:p>
+      <w:pPr>
+        <w:pStyle w:val="Normal"/>
+        <w:bidi w:val="0"/>
+        <w:jc w:val="center"/>
+        <w:rPr>
+          <w:lang w:val="en-GB" w:eastAsia="zh-CN" w:bidi="hi-IN"/>
+        </w:rPr>
+      </w:pPr>
+      <w:r>
+        <w:rPr>
+          <w:lang w:val="en-GB" w:eastAsia="zh-CN" w:bidi="hi-IN"/>
+        </w:rPr>
+      </w:r>
+    </w:p>
+    <w:p>
+      <w:pPr>
+        <w:pStyle w:val="Normal"/>
+        <w:bidi w:val="0"/>
+        <w:jc w:val="center"/>
+        <w:rPr>
+          <w:lang w:val="en-GB" w:eastAsia="zh-CN" w:bidi="hi-IN"/>
+        </w:rPr>
+      </w:pPr>
+      <w:r>
+        <w:rPr>
+          <w:lang w:val="en-GB" w:eastAsia="zh-CN" w:bidi="hi-IN"/>
+        </w:rPr>
+      </w:r>
+    </w:p>
+    <w:p>
+      <w:pPr>
+        <w:pStyle w:val="Normal"/>
+        <w:bidi w:val="0"/>
+        <w:jc w:val="center"/>
+        <w:rPr>
+          <w:lang w:val="en-GB" w:eastAsia="zh-CN" w:bidi="hi-IN"/>
+        </w:rPr>
+      </w:pPr>
+      <w:r>
+        <w:rPr>
+          <w:lang w:val="en-GB" w:eastAsia="zh-CN" w:bidi="hi-IN"/>
+        </w:rPr>
+      </w:r>
+    </w:p>
+    <w:p>
+      <w:pPr>
+        <w:pStyle w:val="Normal"/>
+        <w:bidi w:val="0"/>
+        <w:jc w:val="center"/>
+        <w:rPr>
+          <w:lang w:val="en-GB" w:eastAsia="zh-CN" w:bidi="hi-IN"/>
+        </w:rPr>
+      </w:pPr>
+      <w:r>
+        <w:rPr>
+          <w:lang w:val="en-GB" w:eastAsia="zh-CN" w:bidi="hi-IN"/>
+        </w:rPr>
+      </w:r>
+    </w:p>
+    <w:p>
+      <w:pPr>
+        <w:pStyle w:val="Normal"/>
+        <w:bidi w:val="0"/>
+        <w:jc w:val="center"/>
+        <w:rPr>
+          <w:lang w:val="en-GB" w:eastAsia="zh-CN" w:bidi="hi-IN"/>
+        </w:rPr>
+      </w:pPr>
+      <w:r>
+        <w:rPr>
+          <w:lang w:val="en-GB" w:eastAsia="zh-CN" w:bidi="hi-IN"/>
+        </w:rPr>
+      </w:r>
+    </w:p>
+    <w:p>
+      <w:pPr>
+        <w:pStyle w:val="Normal"/>
+        <w:bidi w:val="0"/>
+        <w:jc w:val="center"/>
+        <w:rPr>
+          <w:lang w:val="en-GB" w:eastAsia="zh-CN" w:bidi="hi-IN"/>
+        </w:rPr>
+      </w:pPr>
+      <w:r>
+        <w:rPr>
+          <w:lang w:val="en-GB" w:eastAsia="zh-CN" w:bidi="hi-IN"/>
+        </w:rPr>
+      </w:r>
+    </w:p>
+    <w:p>
+      <w:pPr>
+        <w:pStyle w:val="Normal"/>
+        <w:bidi w:val="0"/>
+        <w:jc w:val="center"/>
+        <w:rPr>
+          <w:lang w:val="en-GB" w:eastAsia="zh-CN" w:bidi="hi-IN"/>
+        </w:rPr>
+      </w:pPr>
+      <w:r>
+        <w:rPr>
+          <w:lang w:val="en-GB" w:eastAsia="zh-CN" w:bidi="hi-IN"/>
+        </w:rPr>
+      </w:r>
+    </w:p>
+    <w:p>
+      <w:pPr>
+        <w:pStyle w:val="Normal"/>
+        <w:bidi w:val="0"/>
+        <w:jc w:val="center"/>
+        <w:rPr>
+          <w:lang w:val="en-GB" w:eastAsia="zh-CN" w:bidi="hi-IN"/>
+        </w:rPr>
+      </w:pPr>
+      <w:r>
+        <w:rPr>
+          <w:lang w:val="en-GB" w:eastAsia="zh-CN" w:bidi="hi-IN"/>
+        </w:rPr>
+      </w:r>
+    </w:p>
+    <w:p>
+      <w:pPr>
+        <w:pStyle w:val="Normal"/>
+        <w:bidi w:val="0"/>
+        <w:jc w:val="center"/>
+        <w:rPr>
+          <w:lang w:val="en-GB" w:eastAsia="zh-CN" w:bidi="hi-IN"/>
+        </w:rPr>
+      </w:pPr>
+      <w:r>
+        <w:rPr>
+          <w:lang w:val="en-GB" w:eastAsia="zh-CN" w:bidi="hi-IN"/>
+        </w:rPr>
+      </w:r>
+    </w:p>
+    <w:p>
+      <w:pPr>
+        <w:pStyle w:val="Normal"/>
+        <w:bidi w:val="0"/>
+        <w:jc w:val="center"/>
+        <w:rPr>
+          <w:lang w:val="en-GB" w:eastAsia="zh-CN" w:bidi="hi-IN"/>
+        </w:rPr>
+      </w:pPr>
+      <w:r>
+        <w:rPr>
+          <w:lang w:val="en-GB" w:eastAsia="zh-CN" w:bidi="hi-IN"/>
+        </w:rPr>
+      </w:r>
+    </w:p>
+    <w:p>
+      <w:pPr>
+        <w:pStyle w:val="Normal"/>
+        <w:bidi w:val="0"/>
+        <w:jc w:val="center"/>
+        <w:rPr>
+          <w:lang w:val="en-GB" w:eastAsia="zh-CN" w:bidi="hi-IN"/>
+        </w:rPr>
+      </w:pPr>
+      <w:r>
+        <w:rPr>
+          <w:lang w:val="en-GB" w:eastAsia="zh-CN" w:bidi="hi-IN"/>
+        </w:rPr>
+      </w:r>
+    </w:p>
+    <w:p>
+      <w:pPr>
+        <w:pStyle w:val="Normal"/>
+        <w:bidi w:val="0"/>
+        <w:jc w:val="center"/>
+        <w:rPr>
+          <w:lang w:val="en-GB" w:eastAsia="zh-CN" w:bidi="hi-IN"/>
+        </w:rPr>
+      </w:pPr>
+      <w:r>
+        <w:rPr>
+          <w:lang w:val="en-GB" w:eastAsia="zh-CN" w:bidi="hi-IN"/>
+        </w:rPr>
+      </w:r>
+    </w:p>
+    <w:p>
+      <w:pPr>
+        <w:pStyle w:val="Normal"/>
+        <w:bidi w:val="0"/>
+        <w:jc w:val="center"/>
+        <w:rPr>
+          <w:lang w:val="en-GB" w:eastAsia="zh-CN" w:bidi="hi-IN"/>
+        </w:rPr>
+      </w:pPr>
+      <w:r>
+        <w:rPr>
+          <w:lang w:val="en-GB" w:eastAsia="zh-CN" w:bidi="hi-IN"/>
+        </w:rPr>
+      </w:r>
+    </w:p>
+    <w:p>
+      <w:pPr>
+        <w:pStyle w:val="Normal"/>
+        <w:bidi w:val="0"/>
+        <w:jc w:val="center"/>
+        <w:rPr>
+          <w:lang w:val="en-GB" w:eastAsia="zh-CN" w:bidi="hi-IN"/>
+        </w:rPr>
+      </w:pPr>
+      <w:r>
+        <w:rPr>
+          <w:lang w:val="en-GB" w:eastAsia="zh-CN" w:bidi="hi-IN"/>
+        </w:rPr>
+      </w:r>
+    </w:p>
+    <w:p>
+      <w:pPr>
+        <w:pStyle w:val="Normal"/>
+        <w:bidi w:val="0"/>
+        <w:jc w:val="center"/>
+        <w:rPr>
+          <w:lang w:val="en-GB" w:eastAsia="zh-CN" w:bidi="hi-IN"/>
+        </w:rPr>
+      </w:pPr>
+      <w:r>
+        <w:rPr>
+          <w:lang w:val="en-GB" w:eastAsia="zh-CN" w:bidi="hi-IN"/>
+        </w:rPr>
+      </w:r>
+    </w:p>
+    <w:p>
+      <w:pPr>
+        <w:pStyle w:val="Normal"/>
+        <w:bidi w:val="0"/>
+        <w:jc w:val="center"/>
+        <w:rPr>
+          <w:lang w:val="en-GB" w:eastAsia="zh-CN" w:bidi="hi-IN"/>
+        </w:rPr>
+      </w:pPr>
+      <w:r>
+        <w:rPr>
+          <w:lang w:val="en-GB" w:eastAsia="zh-CN" w:bidi="hi-IN"/>
+        </w:rPr>
+      </w:r>
+    </w:p>
+    <w:p>
+      <w:pPr>
+        <w:pStyle w:val="Normal"/>
+        <w:bidi w:val="0"/>
+        <w:jc w:val="center"/>
+        <w:rPr>
+          <w:lang w:val="en-GB" w:eastAsia="zh-CN" w:bidi="hi-IN"/>
+        </w:rPr>
+      </w:pPr>
+      <w:r>
+        <w:rPr>
+          <w:lang w:val="en-GB" w:eastAsia="zh-CN" w:bidi="hi-IN"/>
+        </w:rPr>
+      </w:r>
+    </w:p>
+    <w:p>
+      <w:pPr>
+        <w:pStyle w:val="Normal"/>
+        <w:bidi w:val="0"/>
+        <w:jc w:val="center"/>
+        <w:rPr>
+          <w:lang w:val="en-GB" w:eastAsia="zh-CN" w:bidi="hi-IN"/>
+        </w:rPr>
+      </w:pPr>
+      <w:r>
+        <w:rPr>
+          <w:lang w:val="en-GB" w:eastAsia="zh-CN" w:bidi="hi-IN"/>
+        </w:rPr>
+      </w:r>
+    </w:p>
+    <w:p>
+      <w:pPr>
+        <w:pStyle w:val="Normal"/>
+        <w:bidi w:val="0"/>
+        <w:jc w:val="center"/>
+        <w:rPr>
+          <w:lang w:val="en-GB" w:eastAsia="zh-CN" w:bidi="hi-IN"/>
+        </w:rPr>
+      </w:pPr>
+      <w:r>
+        <w:rPr>
+          <w:lang w:val="en-GB" w:eastAsia="zh-CN" w:bidi="hi-IN"/>
+        </w:rPr>
+      </w:r>
+    </w:p>
+    <w:p>
+      <w:pPr>
+        <w:pStyle w:val="Normal"/>
+        <w:bidi w:val="0"/>
+        <w:jc w:val="center"/>
+        <w:rPr>
+          <w:lang w:val="en-GB" w:eastAsia="zh-CN" w:bidi="hi-IN"/>
+        </w:rPr>
+      </w:pPr>
+      <w:r>
+        <w:rPr>
+          <w:lang w:val="en-GB" w:eastAsia="zh-CN" w:bidi="hi-IN"/>
+        </w:rPr>
+      </w:r>
+    </w:p>
+    <w:p>
+      <w:pPr>
+        <w:pStyle w:val="Normal"/>
+        <w:bidi w:val="0"/>
+        <w:jc w:val="center"/>
+        <w:rPr>
+          <w:lang w:val="en-GB" w:eastAsia="zh-CN" w:bidi="hi-IN"/>
+        </w:rPr>
+      </w:pPr>
+      <w:r>
+        <w:rPr>
+          <w:lang w:val="en-GB" w:eastAsia="zh-CN" w:bidi="hi-IN"/>
+        </w:rPr>
+      </w:r>
+    </w:p>
+    <w:p>
+      <w:pPr>
+        <w:pStyle w:val="Normal"/>
+        <w:bidi w:val="0"/>
+        <w:jc w:val="center"/>
+        <w:rPr>
+          <w:lang w:val="en-GB" w:eastAsia="zh-CN" w:bidi="hi-IN"/>
+        </w:rPr>
+      </w:pPr>
+      <w:r>
+        <w:rPr>
+          <w:lang w:val="en-GB" w:eastAsia="zh-CN" w:bidi="hi-IN"/>
+        </w:rPr>
+      </w:r>
+    </w:p>
+    <w:p>
+      <w:pPr>
+        <w:pStyle w:val="Normal"/>
+        <w:bidi w:val="0"/>
+        <w:jc w:val="center"/>
+        <w:rPr>
+          <w:lang w:val="en-GB" w:eastAsia="zh-CN" w:bidi="hi-IN"/>
+        </w:rPr>
+      </w:pPr>
+      <w:r>
+        <w:rPr>
+          <w:lang w:val="en-GB" w:eastAsia="zh-CN" w:bidi="hi-IN"/>
+        </w:rPr>
+      </w:r>
+    </w:p>
+    <w:p>
+      <w:pPr>
+        <w:pStyle w:val="Normal"/>
+        <w:bidi w:val="0"/>
+        <w:jc w:val="center"/>
+        <w:rPr>
+          <w:lang w:val="en-GB" w:eastAsia="zh-CN" w:bidi="hi-IN"/>
+        </w:rPr>
+      </w:pPr>
+      <w:r>
+        <w:rPr>
+          <w:lang w:val="en-GB" w:eastAsia="zh-CN" w:bidi="hi-IN"/>
+        </w:rPr>
+      </w:r>
+    </w:p>
+    <w:p>
+      <w:pPr>
+        <w:pStyle w:val="Normal"/>
+        <w:bidi w:val="0"/>
+        <w:jc w:val="center"/>
+        <w:rPr>
+          <w:lang w:val="en-GB" w:eastAsia="zh-CN" w:bidi="hi-IN"/>
+        </w:rPr>
+      </w:pPr>
+      <w:r>
+        <w:rPr>
+          <w:lang w:val="en-GB" w:eastAsia="zh-CN" w:bidi="hi-IN"/>
+        </w:rPr>
+      </w:r>
+    </w:p>
+    <w:p>
+      <w:pPr>
+        <w:pStyle w:val="Normal"/>
+        <w:bidi w:val="0"/>
+        <w:jc w:val="center"/>
+        <w:rPr>
+          <w:lang w:val="en-GB" w:eastAsia="zh-CN" w:bidi="hi-IN"/>
+        </w:rPr>
+      </w:pPr>
+      <w:r>
+        <w:rPr>
+          <w:lang w:val="en-GB" w:eastAsia="zh-CN" w:bidi="hi-IN"/>
+        </w:rPr>
+      </w:r>
+    </w:p>
+    <w:p>
+      <w:pPr>
+        <w:pStyle w:val="Normal"/>
+        <w:bidi w:val="0"/>
+        <w:jc w:val="center"/>
+        <w:rPr>
+          <w:lang w:val="en-GB" w:eastAsia="zh-CN" w:bidi="hi-IN"/>
+        </w:rPr>
+      </w:pPr>
+      <w:r>
+        <w:rPr>
+          <w:lang w:val="en-GB" w:eastAsia="zh-CN" w:bidi="hi-IN"/>
+        </w:rPr>
+      </w:r>
+    </w:p>
+    <w:p>
+      <w:pPr>
+        <w:pStyle w:val="Normal"/>
+        <w:bidi w:val="0"/>
+        <w:jc w:val="center"/>
+        <w:rPr>
+          <w:lang w:val="en-GB" w:eastAsia="zh-CN" w:bidi="hi-IN"/>
+        </w:rPr>
+      </w:pPr>
+      <w:r>
+        <w:rPr>
+          <w:lang w:val="en-GB" w:eastAsia="zh-CN" w:bidi="hi-IN"/>
+        </w:rPr>
+      </w:r>
+    </w:p>
+    <w:p>
+      <w:pPr>
+        <w:pStyle w:val="Normal"/>
+        <w:bidi w:val="0"/>
+        <w:jc w:val="center"/>
+        <w:rPr>
+          <w:lang w:val="en-GB" w:eastAsia="zh-CN" w:bidi="hi-IN"/>
+        </w:rPr>
+      </w:pPr>
+      <w:r>
+        <w:rPr>
+          <w:lang w:val="en-GB" w:eastAsia="zh-CN" w:bidi="hi-IN"/>
+        </w:rPr>
+      </w:r>
+    </w:p>
+    <w:p>
+      <w:pPr>
+        <w:pStyle w:val="Normal"/>
+        <w:bidi w:val="0"/>
+        <w:jc w:val="center"/>
+        <w:rPr>
+          <w:lang w:val="en-GB" w:eastAsia="zh-CN" w:bidi="hi-IN"/>
+        </w:rPr>
+      </w:pPr>
+      <w:r>
+        <w:rPr>
+          <w:lang w:val="en-GB" w:eastAsia="zh-CN" w:bidi="hi-IN"/>
+        </w:rPr>
+      </w:r>
+    </w:p>
+    <w:p>
+      <w:pPr>
+        <w:pStyle w:val="Normal"/>
+        <w:bidi w:val="0"/>
+        <w:jc w:val="center"/>
+        <w:rPr>
+          <w:lang w:val="en-GB" w:eastAsia="zh-CN" w:bidi="hi-IN"/>
+        </w:rPr>
+      </w:pPr>
+      <w:r>
+        <w:rPr>
+          <w:lang w:val="en-GB" w:eastAsia="zh-CN" w:bidi="hi-IN"/>
+        </w:rPr>
+      </w:r>
+    </w:p>
+    <w:p>
+      <w:pPr>
+        <w:pStyle w:val="Normal"/>
+        <w:bidi w:val="0"/>
+        <w:jc w:val="center"/>
+        <w:rPr>
+          <w:lang w:val="en-GB" w:eastAsia="zh-CN" w:bidi="hi-IN"/>
+        </w:rPr>
+      </w:pPr>
+      <w:r>
+        <w:rPr>
+          <w:lang w:val="en-GB" w:eastAsia="zh-CN" w:bidi="hi-IN"/>
+        </w:rPr>
+      </w:r>
+    </w:p>
+    <w:p>
+      <w:pPr>
+        <w:pStyle w:val="Normal"/>
+        <w:bidi w:val="0"/>
+        <w:jc w:val="center"/>
+        <w:rPr>
+          <w:lang w:val="en-GB" w:eastAsia="zh-CN" w:bidi="hi-IN"/>
+        </w:rPr>
+      </w:pPr>
+      <w:r>
+        <w:rPr>
+          <w:lang w:val="en-GB" w:eastAsia="zh-CN" w:bidi="hi-IN"/>
+        </w:rPr>
+      </w:r>
+    </w:p>
+    <w:p>
+      <w:pPr>
+        <w:pStyle w:val="Normal"/>
+        <w:bidi w:val="0"/>
+        <w:jc w:val="center"/>
+        <w:rPr>
+          <w:lang w:val="en-GB" w:eastAsia="zh-CN" w:bidi="hi-IN"/>
+        </w:rPr>
+      </w:pPr>
+      <w:r>
+        <w:rPr>
+          <w:lang w:val="en-GB" w:eastAsia="zh-CN" w:bidi="hi-IN"/>
+        </w:rPr>
       </w:r>
     </w:p>
     <w:p>
@@ -1902,25 +1987,7 @@
           <w:bCs w:val="false"/>
           <w:lang w:val="en-GB" w:eastAsia="zh-CN" w:bidi="hi-IN"/>
         </w:rPr>
-        <w:t xml:space="preserve">This </w:t>
-      </w:r>
-      <w:r>
-        <w:rPr>
-          <w:rFonts w:ascii="Malgun Gothic" w:hAnsi="Malgun Gothic"/>
-          <w:b w:val="false"/>
-          <w:bCs w:val="false"/>
-          <w:lang w:val="en-GB" w:eastAsia="zh-CN" w:bidi="hi-IN"/>
-        </w:rPr>
-        <w:t xml:space="preserve">capstone </w:t>
-      </w:r>
-      <w:r>
-        <w:rPr>
-          <w:rFonts w:ascii="Malgun Gothic" w:hAnsi="Malgun Gothic"/>
-          <w:b w:val="false"/>
-          <w:bCs w:val="false"/>
-          <w:lang w:val="en-GB" w:eastAsia="zh-CN" w:bidi="hi-IN"/>
-        </w:rPr>
-        <w:t xml:space="preserve">project is focused on the research and market analysis for available purchases of food and/or meals which are known as healthy and labelled as high protein, low-fat, low-sugar, gluten-free, organic and so on. Knowing that this new labelling has enriched the way of thinking and eating a meal in the daily life. Although these meals might not be popular in some places, these characteristics have attracted more people recently, this is due to the marketing, athletes endorsements and healthy life style promotion. In addition, convincing labelling in shops can be very persuasive and compelling evidence to increase sales of these products. This research will show information about how costumers can be persuaded and tempted to buy these meals. Ultimately, consumers of these products might believe that their health and investment is truly worthy. </w:t>
+        <w:t xml:space="preserve">This capstone project is focused on the research and market analysis for available purchases of food and/or meals which are known as healthy and labelled as high protein, low-fat, low-sugar, gluten-free, organic and so on. Knowing that this new labelling has enriched the way of thinking and eating a meal in the daily life. Although these meals might not be popular in some places, these characteristics have attracted more people recently, this is due to the marketing, athletes endorsements and healthy life style promotion. In addition, convincing labelling in shops can be very persuasive and compelling evidence to increase sales of these products. This research will show information about how costumers can be persuaded and tempted to buy these meals. Ultimately, consumers of these products might believe that their health and investment is truly worthy. </w:t>
       </w:r>
     </w:p>
     <w:p>
@@ -2000,25 +2067,7 @@
           <w:bCs w:val="false"/>
           <w:lang w:val="en-GB" w:eastAsia="zh-CN" w:bidi="hi-IN"/>
         </w:rPr>
-        <w:t xml:space="preserve">The problem is based on many healthy products which are labelled in such a way that have created authenticity and as a consequence an increase in sales. However, the rise must consider the way of how the community can decide which product to pick. These decisions can be determined by many factors, including perceptions </w:t>
-      </w:r>
-      <w:r>
-        <w:rPr>
-          <w:rFonts w:ascii="Malgun Gothic" w:hAnsi="Malgun Gothic"/>
-          <w:b w:val="false"/>
-          <w:bCs w:val="false"/>
-          <w:lang w:val="en-GB" w:eastAsia="zh-CN" w:bidi="hi-IN"/>
-        </w:rPr>
-        <w:t>(or illusions)</w:t>
-      </w:r>
-      <w:r>
-        <w:rPr>
-          <w:rFonts w:ascii="Malgun Gothic" w:hAnsi="Malgun Gothic"/>
-          <w:b w:val="false"/>
-          <w:bCs w:val="false"/>
-          <w:lang w:val="en-GB" w:eastAsia="zh-CN" w:bidi="hi-IN"/>
-        </w:rPr>
-        <w:t xml:space="preserve"> and triggering advertisements. In this context a thorough analysis will be conducted using different sources in business data analytics. </w:t>
+        <w:t xml:space="preserve">The problem is based on many healthy products which are labelled in such a way that have created authenticity and as a consequence an increase in sales. However, the rise must consider the way of how the community can decide which product to pick. These decisions can be determined by many factors, including perceptions (or illusions) and triggering advertisements. In this context a thorough analysis will be conducted using different sources in business data analytics. </w:t>
       </w:r>
     </w:p>
     <w:p>
@@ -2333,16 +2382,7 @@
           <w:bCs w:val="false"/>
           <w:lang w:val="en-GB" w:eastAsia="zh-CN" w:bidi="hi-IN"/>
         </w:rPr>
-        <w:t xml:space="preserve"> found</w:t>
-      </w:r>
-      <w:r>
-        <w:rPr>
-          <w:rFonts w:ascii="Malgun Gothic" w:hAnsi="Malgun Gothic"/>
-          <w:b w:val="false"/>
-          <w:bCs w:val="false"/>
-          <w:lang w:val="en-GB" w:eastAsia="zh-CN" w:bidi="hi-IN"/>
-        </w:rPr>
-        <w:t xml:space="preserve"> how these claims can persuade them to make their daily food purchases, also current regulations for such type of products are important to be considered. Besides that, the increment in sales will be studied according to the availability of dataset and research studies. </w:t>
+        <w:t xml:space="preserve"> found how these claims can persuade them to make their daily food purchases, also current regulations for such type of products are important to be considered. Besides that, the increment in sales will be studied according to the availability of dataset and research studies. </w:t>
       </w:r>
     </w:p>
     <w:p>
@@ -2469,7 +2509,7 @@
           <w:lang w:val="en-GB" w:eastAsia="zh-CN" w:bidi="hi-IN"/>
         </w:rPr>
         <w:drawing>
-          <wp:anchor behindDoc="0" distT="0" distB="0" distL="0" distR="0" simplePos="0" locked="0" layoutInCell="0" allowOverlap="1" relativeHeight="3">
+          <wp:anchor behindDoc="0" distT="0" distB="0" distL="0" distR="0" simplePos="0" locked="0" layoutInCell="0" allowOverlap="1" relativeHeight="4">
             <wp:simplePos x="0" y="0"/>
             <wp:positionH relativeFrom="column">
               <wp:align>center</wp:align>
@@ -2618,151 +2658,7 @@
           <w:bCs w:val="false"/>
           <w:lang w:val="en-GB" w:eastAsia="zh-CN" w:bidi="hi-IN"/>
         </w:rPr>
-        <w:t>Survey-Based Research: The study will be carried out among sma</w:t>
-      </w:r>
-      <w:r>
-        <w:rPr>
-          <w:rFonts w:ascii="Malgun Gothic" w:hAnsi="Malgun Gothic"/>
-          <w:b w:val="false"/>
-          <w:bCs w:val="false"/>
-          <w:lang w:val="en-GB" w:eastAsia="zh-CN" w:bidi="hi-IN"/>
-        </w:rPr>
-        <w:t xml:space="preserve">ll dataset samples </w:t>
-      </w:r>
-      <w:r>
-        <w:rPr>
-          <w:rFonts w:ascii="Malgun Gothic" w:hAnsi="Malgun Gothic"/>
-          <w:b w:val="false"/>
-          <w:bCs w:val="false"/>
-          <w:lang w:val="en-GB" w:eastAsia="zh-CN" w:bidi="hi-IN"/>
-        </w:rPr>
-        <w:t>which ar</w:t>
-      </w:r>
-      <w:r>
-        <w:rPr>
-          <w:rFonts w:ascii="Malgun Gothic" w:hAnsi="Malgun Gothic"/>
-          <w:b w:val="false"/>
-          <w:bCs w:val="false"/>
-          <w:lang w:val="en-GB" w:eastAsia="zh-CN" w:bidi="hi-IN"/>
-        </w:rPr>
-        <w:t>e available on scientific articles and public statistics reports</w:t>
-      </w:r>
-      <w:r>
-        <w:rPr>
-          <w:rFonts w:ascii="Malgun Gothic" w:hAnsi="Malgun Gothic"/>
-          <w:b w:val="false"/>
-          <w:bCs w:val="false"/>
-          <w:lang w:val="en-GB" w:eastAsia="zh-CN" w:bidi="hi-IN"/>
-        </w:rPr>
-        <w:t>. Th</w:t>
-      </w:r>
-      <w:r>
-        <w:rPr>
-          <w:rFonts w:ascii="Malgun Gothic" w:hAnsi="Malgun Gothic"/>
-          <w:b w:val="false"/>
-          <w:bCs w:val="false"/>
-          <w:lang w:val="en-GB" w:eastAsia="zh-CN" w:bidi="hi-IN"/>
-        </w:rPr>
-        <w:t xml:space="preserve">ese data will be important to understand the current market and the recent increase in sales. </w:t>
-      </w:r>
-      <w:r>
-        <w:rPr>
-          <w:rFonts w:ascii="Malgun Gothic" w:hAnsi="Malgun Gothic"/>
-          <w:b w:val="false"/>
-          <w:bCs w:val="false"/>
-          <w:lang w:val="en-GB" w:eastAsia="zh-CN" w:bidi="hi-IN"/>
-        </w:rPr>
-        <w:t xml:space="preserve"> The main </w:t>
-      </w:r>
-      <w:r>
-        <w:rPr>
-          <w:rFonts w:ascii="Malgun Gothic" w:hAnsi="Malgun Gothic"/>
-          <w:b w:val="false"/>
-          <w:bCs w:val="false"/>
-          <w:lang w:val="en-GB" w:eastAsia="zh-CN" w:bidi="hi-IN"/>
-        </w:rPr>
-        <w:t>target</w:t>
-      </w:r>
-      <w:r>
-        <w:rPr>
-          <w:rFonts w:ascii="Malgun Gothic" w:hAnsi="Malgun Gothic"/>
-          <w:b w:val="false"/>
-          <w:bCs w:val="false"/>
-          <w:lang w:val="en-GB" w:eastAsia="zh-CN" w:bidi="hi-IN"/>
-        </w:rPr>
-        <w:t xml:space="preserve"> considered for this study involve </w:t>
-      </w:r>
-      <w:r>
-        <w:rPr>
-          <w:rFonts w:ascii="Malgun Gothic" w:hAnsi="Malgun Gothic"/>
-          <w:b w:val="false"/>
-          <w:bCs w:val="false"/>
-          <w:lang w:val="en-GB" w:eastAsia="zh-CN" w:bidi="hi-IN"/>
-        </w:rPr>
-        <w:t>smal</w:t>
-      </w:r>
-      <w:r>
-        <w:rPr>
-          <w:rFonts w:ascii="Malgun Gothic" w:hAnsi="Malgun Gothic"/>
-          <w:b w:val="false"/>
-          <w:bCs w:val="false"/>
-          <w:lang w:val="en-GB" w:eastAsia="zh-CN" w:bidi="hi-IN"/>
-        </w:rPr>
-        <w:t xml:space="preserve">l markets </w:t>
-      </w:r>
-      <w:r>
-        <w:rPr>
-          <w:rFonts w:ascii="Malgun Gothic" w:hAnsi="Malgun Gothic"/>
-          <w:b w:val="false"/>
-          <w:bCs w:val="false"/>
-          <w:lang w:val="en-GB" w:eastAsia="zh-CN" w:bidi="hi-IN"/>
-        </w:rPr>
-        <w:t>reports</w:t>
-      </w:r>
-      <w:r>
-        <w:rPr>
-          <w:rFonts w:ascii="Malgun Gothic" w:hAnsi="Malgun Gothic"/>
-          <w:b w:val="false"/>
-          <w:bCs w:val="false"/>
-          <w:lang w:val="en-GB" w:eastAsia="zh-CN" w:bidi="hi-IN"/>
-        </w:rPr>
-        <w:t xml:space="preserve">, small shops (from local farms </w:t>
-      </w:r>
-      <w:r>
-        <w:rPr>
-          <w:rFonts w:ascii="Malgun Gothic" w:hAnsi="Malgun Gothic"/>
-          <w:b w:val="false"/>
-          <w:bCs w:val="false"/>
-          <w:lang w:val="en-GB" w:eastAsia="zh-CN" w:bidi="hi-IN"/>
-        </w:rPr>
-        <w:t>if dataset are available</w:t>
-      </w:r>
-      <w:r>
-        <w:rPr>
-          <w:rFonts w:ascii="Malgun Gothic" w:hAnsi="Malgun Gothic"/>
-          <w:b w:val="false"/>
-          <w:bCs w:val="false"/>
-          <w:lang w:val="en-GB" w:eastAsia="zh-CN" w:bidi="hi-IN"/>
-        </w:rPr>
-        <w:t xml:space="preserve">), sport nutrition shops (shops with high sales for athletes), and health food shops (shops like Holland &amp; Barrett). In this context, questionaries </w:t>
-      </w:r>
-      <w:r>
-        <w:rPr>
-          <w:rFonts w:ascii="Malgun Gothic" w:hAnsi="Malgun Gothic"/>
-          <w:b w:val="false"/>
-          <w:bCs w:val="false"/>
-          <w:lang w:val="en-GB" w:eastAsia="zh-CN" w:bidi="hi-IN"/>
-        </w:rPr>
-        <w:t>might be an option and useful t</w:t>
-      </w:r>
-      <w:r>
-        <w:rPr>
-          <w:rFonts w:ascii="Malgun Gothic" w:hAnsi="Malgun Gothic"/>
-          <w:b w:val="false"/>
-          <w:bCs w:val="false"/>
-          <w:lang w:val="en-GB" w:eastAsia="zh-CN" w:bidi="hi-IN"/>
-        </w:rPr>
-        <w:t xml:space="preserve">ool to study. </w:t>
+        <w:t xml:space="preserve">Survey-Based Research: The study will be carried out among small dataset samples which are available on scientific articles and public statistics reports. These data will be important to understand the current market and the recent increase in sales.  The main target considered for this study involve small markets reports, small shops (from local farms if dataset are available), sport nutrition shops (shops with high sales for athletes), and health food shops (shops like Holland &amp; Barrett). In this context, questionaries might be an option and useful tool to study. </w:t>
       </w:r>
     </w:p>
     <w:p>
@@ -2783,106 +2679,7 @@
           <w:bCs w:val="false"/>
           <w:lang w:val="en-GB" w:eastAsia="zh-CN" w:bidi="hi-IN"/>
         </w:rPr>
-        <w:t xml:space="preserve">Analysis of datasets: The research will be developed using tools </w:t>
-      </w:r>
-      <w:r>
-        <w:rPr>
-          <w:rFonts w:ascii="Malgun Gothic" w:hAnsi="Malgun Gothic"/>
-          <w:b w:val="false"/>
-          <w:bCs w:val="false"/>
-          <w:lang w:val="en-GB" w:eastAsia="zh-CN" w:bidi="hi-IN"/>
-        </w:rPr>
-        <w:t>for the</w:t>
-      </w:r>
-      <w:r>
-        <w:rPr>
-          <w:rFonts w:ascii="Malgun Gothic" w:hAnsi="Malgun Gothic"/>
-          <w:b w:val="false"/>
-          <w:bCs w:val="false"/>
-          <w:lang w:val="en-GB" w:eastAsia="zh-CN" w:bidi="hi-IN"/>
-        </w:rPr>
-        <w:t xml:space="preserve"> data analytics, </w:t>
-      </w:r>
-      <w:r>
-        <w:rPr>
-          <w:rFonts w:ascii="Malgun Gothic" w:hAnsi="Malgun Gothic"/>
-          <w:b w:val="false"/>
-          <w:bCs w:val="false"/>
-          <w:lang w:val="en-GB" w:eastAsia="zh-CN" w:bidi="hi-IN"/>
-        </w:rPr>
-        <w:t>statistics and coding in python will be used</w:t>
-      </w:r>
-      <w:r>
-        <w:rPr>
-          <w:rFonts w:ascii="Malgun Gothic" w:hAnsi="Malgun Gothic"/>
-          <w:b w:val="false"/>
-          <w:bCs w:val="false"/>
-          <w:lang w:val="en-GB" w:eastAsia="zh-CN" w:bidi="hi-IN"/>
-        </w:rPr>
-        <w:t xml:space="preserve">. This section will show the statistics of many variables </w:t>
-      </w:r>
-      <w:r>
-        <w:rPr>
-          <w:rFonts w:ascii="Malgun Gothic" w:hAnsi="Malgun Gothic"/>
-          <w:b w:val="false"/>
-          <w:bCs w:val="false"/>
-          <w:lang w:val="en-GB" w:eastAsia="zh-CN" w:bidi="hi-IN"/>
-        </w:rPr>
-        <w:t>(including the main target which is decision customer to buy a product)</w:t>
-      </w:r>
-      <w:r>
-        <w:rPr>
-          <w:rFonts w:ascii="Malgun Gothic" w:hAnsi="Malgun Gothic"/>
-          <w:b w:val="false"/>
-          <w:bCs w:val="false"/>
-          <w:lang w:val="en-GB" w:eastAsia="zh-CN" w:bidi="hi-IN"/>
-        </w:rPr>
-        <w:t>, focusing on the context of age, content and characteristics of the product, sport life, and labelling. Some of t</w:t>
-      </w:r>
-      <w:r>
-        <w:rPr>
-          <w:rFonts w:ascii="Malgun Gothic" w:hAnsi="Malgun Gothic"/>
-          <w:b w:val="false"/>
-          <w:bCs w:val="false"/>
-          <w:lang w:val="en-GB" w:eastAsia="zh-CN" w:bidi="hi-IN"/>
-        </w:rPr>
-        <w:t>hese</w:t>
-      </w:r>
-      <w:r>
-        <w:rPr>
-          <w:rFonts w:ascii="Malgun Gothic" w:hAnsi="Malgun Gothic"/>
-          <w:b w:val="false"/>
-          <w:bCs w:val="false"/>
-          <w:lang w:val="en-GB" w:eastAsia="zh-CN" w:bidi="hi-IN"/>
-        </w:rPr>
-        <w:t xml:space="preserve"> analysis will be: description of the dataset, correlation, </w:t>
-      </w:r>
-      <w:r>
-        <w:rPr>
-          <w:rFonts w:ascii="Malgun Gothic" w:hAnsi="Malgun Gothic"/>
-          <w:b w:val="false"/>
-          <w:bCs w:val="false"/>
-          <w:lang w:val="en-GB" w:eastAsia="zh-CN" w:bidi="hi-IN"/>
-        </w:rPr>
-        <w:t>different types of distribution,</w:t>
-      </w:r>
-      <w:r>
-        <w:rPr>
-          <w:rFonts w:ascii="Malgun Gothic" w:hAnsi="Malgun Gothic"/>
-          <w:b w:val="false"/>
-          <w:bCs w:val="false"/>
-          <w:lang w:val="en-GB" w:eastAsia="zh-CN" w:bidi="hi-IN"/>
-        </w:rPr>
-        <w:t xml:space="preserve"> classification and clustering, </w:t>
-      </w:r>
-      <w:r>
-        <w:rPr>
-          <w:rFonts w:ascii="Malgun Gothic" w:hAnsi="Malgun Gothic"/>
-          <w:b w:val="false"/>
-          <w:bCs w:val="false"/>
-          <w:lang w:val="en-GB" w:eastAsia="zh-CN" w:bidi="hi-IN"/>
-        </w:rPr>
-        <w:t xml:space="preserve">and graphs and charts. </w:t>
+        <w:t xml:space="preserve">Analysis of datasets: The research will be developed using tools for the data analytics, statistics and coding in python will be used. This section will show the statistics of many variables (including the main target which is decision customer to buy a product), focusing on the context of age, content and characteristics of the product, sport life, and labelling. Some of these analysis will be: description of the dataset, correlation, different types of distribution, classification and clustering, and graphs and charts. </w:t>
       </w:r>
     </w:p>
     <w:p>
@@ -3092,43 +2889,7 @@
           <w:bCs w:val="false"/>
           <w:lang w:val="en-GB" w:eastAsia="zh-CN" w:bidi="hi-IN"/>
         </w:rPr>
-        <w:t xml:space="preserve">The expected results are the next ones: Study and cleaning of dataset, and show some type of distribution (might be normal or binomial for example). Considering the previous results, it will be presented a prediction modelling </w:t>
-      </w:r>
-      <w:r>
-        <w:rPr>
-          <w:rFonts w:ascii="Malgun Gothic" w:hAnsi="Malgun Gothic"/>
-          <w:b w:val="false"/>
-          <w:bCs w:val="false"/>
-          <w:lang w:val="en-GB" w:eastAsia="zh-CN" w:bidi="hi-IN"/>
-        </w:rPr>
-        <w:t>(Machine Learning tools),</w:t>
-      </w:r>
-      <w:r>
-        <w:rPr>
-          <w:rFonts w:ascii="Malgun Gothic" w:hAnsi="Malgun Gothic"/>
-          <w:b w:val="false"/>
-          <w:bCs w:val="false"/>
-          <w:lang w:val="en-GB" w:eastAsia="zh-CN" w:bidi="hi-IN"/>
-        </w:rPr>
-        <w:t xml:space="preserve"> and different </w:t>
-      </w:r>
-      <w:r>
-        <w:rPr>
-          <w:rFonts w:ascii="Malgun Gothic" w:hAnsi="Malgun Gothic"/>
-          <w:b w:val="false"/>
-          <w:bCs w:val="false"/>
-          <w:lang w:val="en-GB" w:eastAsia="zh-CN" w:bidi="hi-IN"/>
-        </w:rPr>
-        <w:t>tools to predict and visualise among these products</w:t>
-      </w:r>
-      <w:r>
-        <w:rPr>
-          <w:rFonts w:ascii="Malgun Gothic" w:hAnsi="Malgun Gothic"/>
-          <w:b w:val="false"/>
-          <w:bCs w:val="false"/>
-          <w:lang w:val="en-GB" w:eastAsia="zh-CN" w:bidi="hi-IN"/>
-        </w:rPr>
-        <w:t xml:space="preserve"> (k-means is one of the tools expected to use). It is also pretended to develop a python dashboard to analyse different dataset and predict new results. </w:t>
+        <w:t xml:space="preserve">The expected results are the next ones: Study and cleaning of dataset, and show some type of distribution (might be normal or binomial for example). Considering the previous results, it will be presented a prediction modelling (Machine Learning tools), and different tools to predict and visualise among these products (k-means is one of the tools expected to use). It is also pretended to develop a python dashboard to analyse different dataset and predict new results. </w:t>
       </w:r>
     </w:p>
     <w:p>
@@ -3222,7 +2983,7 @@
           <w:lang w:val="en-GB" w:eastAsia="zh-CN" w:bidi="hi-IN"/>
         </w:rPr>
         <w:drawing>
-          <wp:anchor behindDoc="0" distT="0" distB="0" distL="0" distR="0" simplePos="0" locked="0" layoutInCell="0" allowOverlap="1" relativeHeight="2">
+          <wp:anchor behindDoc="0" distT="0" distB="0" distL="0" distR="0" simplePos="0" locked="0" layoutInCell="0" allowOverlap="1" relativeHeight="3">
             <wp:simplePos x="0" y="0"/>
             <wp:positionH relativeFrom="column">
               <wp:align>center</wp:align>
@@ -3297,7 +3058,9 @@
         </w:rPr>
       </w:pPr>
       <w:r>
-        <w:rPr/>
+        <w:rPr>
+          <w:lang w:val="en-GB" w:eastAsia="zh-CN" w:bidi="hi-IN"/>
+        </w:rPr>
       </w:r>
     </w:p>
     <w:p>
@@ -3368,7 +3131,9 @@
         </w:rPr>
       </w:pPr>
       <w:r>
-        <w:rPr/>
+        <w:rPr>
+          <w:lang w:val="en-GB" w:eastAsia="zh-CN" w:bidi="hi-IN"/>
+        </w:rPr>
       </w:r>
     </w:p>
     <w:p>
@@ -3401,34 +3166,28 @@
           <w:t>https://doi.org/10.1016/j.jafr.2022.100291</w:t>
         </w:r>
       </w:hyperlink>
-      <w:hyperlink r:id="rId6">
-        <w:r>
-          <w:rPr>
-            <w:rFonts w:ascii="Malgun Gothic" w:hAnsi="Malgun Gothic"/>
-            <w:sz w:val="20"/>
-            <w:szCs w:val="20"/>
-          </w:rPr>
-          <w:t>.</w:t>
-        </w:r>
-      </w:hyperlink>
-    </w:p>
-    <w:p>
-      <w:pPr>
-        <w:pStyle w:val="Normal"/>
-        <w:bidi w:val="0"/>
-        <w:jc w:val="both"/>
+      <w:r>
         <w:rPr>
           <w:rFonts w:ascii="Malgun Gothic" w:hAnsi="Malgun Gothic"/>
           <w:sz w:val="20"/>
           <w:szCs w:val="20"/>
         </w:rPr>
-      </w:pPr>
-      <w:r>
+        <w:t>.</w:t>
+      </w:r>
+    </w:p>
+    <w:p>
+      <w:pPr>
+        <w:pStyle w:val="Normal"/>
+        <w:bidi w:val="0"/>
+        <w:jc w:val="both"/>
         <w:rPr>
           <w:rFonts w:ascii="Malgun Gothic" w:hAnsi="Malgun Gothic"/>
           <w:sz w:val="20"/>
           <w:szCs w:val="20"/>
         </w:rPr>
+      </w:pPr>
+      <w:r>
+        <w:rPr/>
       </w:r>
     </w:p>
     <w:sectPr>
